--- a/МатМодиИИ/ФОС/ОС_Б1.В.01.02_Компьютерные_технологии_в_математике.docx
+++ b/МатМодиИИ/ФОС/ОС_Б1.В.01.02_Компьютерные_технологии_в_математике.docx
@@ -598,7 +598,7 @@
                 <w:sz w:val="28"/>
                 <w:szCs w:val="28"/>
               </w:rPr>
-              <w:t xml:space="preserve">Направленность (профиль):</w:t>
+              <w:t xml:space="preserve">Направленность (профиль)/специализация программы:</w:t>
             </w:r>
           </w:p>
         </w:tc>
@@ -835,7 +835,7 @@
           <w:sz w:val="28"/>
           <w:szCs w:val="28"/>
         </w:rPr>
-        <w:t xml:space="preserve">Рязань, </w:t>
+        <w:t xml:space="preserve">Рязань 2026</w:t>
       </w:r>
       <w:r>
         <w:rPr>
@@ -844,7 +844,7 @@
           <w:sz w:val="28"/>
           <w:szCs w:val="28"/>
         </w:rPr>
-        <w:t>2026</w:t>
+        <w:t/>
       </w:r>
     </w:p>
     <w:p>
@@ -1599,7 +1599,7 @@
           <w:szCs w:val="24"/>
           <w:lang w:val="ru-RU" w:eastAsia="zh-CN"/>
         </w:rPr>
-        <w:t xml:space="preserve">ПАСПОРТ ОЦЕНОЧНЫХ МАТЕРИАЛОВ ПО ДИСЦИПЛИНЕ ДЛЯ ПРОМЕЖУТОЧНОЙ АТТЕСТАЦИИ</w:t>
+        <w:t xml:space="preserve">ПАСПОРТ ОЦЕНОЧНЫХ МАТЕРИАЛОВ ПО ДИСЦИПЛИНЕ (МОДУЛЮ) ДЛЯ ПРОМЕЖУТОЧНОЙ АТТЕСТАЦИИ</w:t>
       </w:r>
     </w:p>
     <w:tbl>
@@ -16122,6 +16122,2235 @@
     </w:p>
     <w:p>
       <w:pPr>
+        <w:keepNext/>
+        <w:keepLines/>
+        <w:widowControl/>
+        <w:suppressAutoHyphens w:val="0"/>
+        <w:autoSpaceDE w:val="0"/>
+        <w:autoSpaceDN w:val="0"/>
+        <w:jc w:val="both"/>
+        <w:rPr>
+          <w:rFonts w:ascii="Times New Roman" w:eastAsia="Times New Roman" w:hAnsi="Times New Roman" w:cs="Times New Roman"/>
+          <w:color w:val="auto"/>
+          <w:sz w:val="28"/>
+          <w:szCs w:val="28"/>
+          <w:lang w:eastAsia="en-US" w:bidi="ar-SA"/>
+        </w:rPr>
+      </w:pPr>
+      <w:r>
+        <w:rPr>
+          <w:rFonts w:ascii="Times New Roman" w:eastAsia="Times New Roman" w:hAnsi="Times New Roman" w:cs="Times New Roman"/>
+          <w:color w:val="auto"/>
+          <w:sz w:val="28"/>
+          <w:szCs w:val="28"/>
+          <w:lang w:eastAsia="en-US" w:bidi="ar-SA"/>
+        </w:rPr>
+        <w:t>Перечень лабораторных работ (при наличии)</w:t>
+      </w:r>
+    </w:p>
+    <w:tbl>
+      <w:tblPr>
+        <w:tblW w:w="0" w:type="auto"/>
+        <w:tblBorders>
+          <w:top w:val="single" w:sz="4" w:space="0" w:color="auto"/>
+          <w:left w:val="single" w:sz="4" w:space="0" w:color="auto"/>
+          <w:bottom w:val="single" w:sz="4" w:space="0" w:color="auto"/>
+          <w:right w:val="single" w:sz="4" w:space="0" w:color="auto"/>
+          <w:insideH w:val="single" w:sz="4" w:space="0" w:color="auto"/>
+          <w:insideV w:val="single" w:sz="4" w:space="0" w:color="auto"/>
+        </w:tblBorders>
+        <w:tblLook w:val="04A0" w:firstRow="1" w:lastRow="0" w:firstColumn="1" w:lastColumn="0" w:noHBand="0" w:noVBand="1"/>
+      </w:tblPr>
+      <w:tblGrid>
+        <w:gridCol w:w="1218"/>
+        <w:gridCol w:w="1091"/>
+        <w:gridCol w:w="2654"/>
+        <w:gridCol w:w="4607"/>
+      </w:tblGrid>
+      <w:tr>
+        <w:trPr>
+          <w:tblHeader/>
+        </w:trPr>
+        <w:tc>
+          <w:tcPr>
+            <w:tcW w:w="0" w:type="auto"/>
+            <w:shd w:val="clear" w:color="auto" w:fill="auto"/>
+          </w:tcPr>
+          <w:p>
+            <w:pPr>
+              <w:keepNext/>
+              <w:jc w:val="center"/>
+              <w:rPr>
+                <w:szCs w:val="22"/>
+              </w:rPr>
+            </w:pPr>
+            <w:r>
+              <w:rPr>
+                <w:rFonts w:ascii="Times New Roman" w:hAnsi="Times New Roman"/>
+                <w:b/>
+                <w:sz w:val="24"/>
+                <w:szCs w:val="22"/>
+              </w:rPr>
+              <w:t>№ семестра</w:t>
+            </w:r>
+          </w:p>
+        </w:tc>
+        <w:tc>
+          <w:tcPr>
+            <w:tcW w:w="0" w:type="auto"/>
+            <w:shd w:val="clear" w:color="auto" w:fill="auto"/>
+          </w:tcPr>
+          <w:p>
+            <w:pPr>
+              <w:keepNext/>
+              <w:jc w:val="center"/>
+              <w:rPr>
+                <w:szCs w:val="22"/>
+              </w:rPr>
+            </w:pPr>
+            <w:r>
+              <w:rPr>
+                <w:rFonts w:ascii="Times New Roman" w:hAnsi="Times New Roman"/>
+                <w:b/>
+                <w:sz w:val="24"/>
+                <w:szCs w:val="22"/>
+              </w:rPr>
+              <w:t>№ раздела</w:t>
+            </w:r>
+          </w:p>
+        </w:tc>
+        <w:tc>
+          <w:tcPr>
+            <w:tcW w:w="0" w:type="auto"/>
+            <w:shd w:val="clear" w:color="auto" w:fill="auto"/>
+          </w:tcPr>
+          <w:p>
+            <w:pPr>
+              <w:keepNext/>
+              <w:jc w:val="center"/>
+              <w:rPr>
+                <w:szCs w:val="22"/>
+              </w:rPr>
+            </w:pPr>
+            <w:r>
+              <w:rPr>
+                <w:rFonts w:ascii="Times New Roman" w:hAnsi="Times New Roman"/>
+                <w:b/>
+                <w:sz w:val="24"/>
+                <w:szCs w:val="22"/>
+              </w:rPr>
+              <w:t>Наименование раздела учебной дисциплины</w:t>
+            </w:r>
+          </w:p>
+        </w:tc>
+        <w:tc>
+          <w:tcPr>
+            <w:tcW w:w="0" w:type="auto"/>
+            <w:shd w:val="clear" w:color="auto" w:fill="auto"/>
+          </w:tcPr>
+          <w:p>
+            <w:pPr>
+              <w:keepNext/>
+              <w:jc w:val="center"/>
+              <w:rPr>
+                <w:szCs w:val="22"/>
+              </w:rPr>
+            </w:pPr>
+            <w:r>
+              <w:rPr>
+                <w:rFonts w:ascii="Times New Roman" w:hAnsi="Times New Roman"/>
+                <w:b/>
+                <w:sz w:val="24"/>
+                <w:szCs w:val="22"/>
+              </w:rPr>
+              <w:t>Название лабораторной работы</w:t>
+            </w:r>
+          </w:p>
+        </w:tc>
+      </w:tr>
+      <w:tr>
+        <w:trPr>
+          <w:cantSplit/>
+        </w:trPr>
+        <w:tc>
+          <w:tcPr>
+            <w:tcW w:w="0" w:type="auto"/>
+            <w:vMerge w:val="restart"/>
+            <w:shd w:val="clear" w:color="auto" w:fill="auto"/>
+          </w:tcPr>
+          <w:p>
+            <w:pPr>
+              <w:keepNext/>
+              <w:jc w:val="center"/>
+              <w:rPr>
+                <w:szCs w:val="22"/>
+              </w:rPr>
+            </w:pPr>
+            <w:r>
+              <w:rPr>
+                <w:rFonts w:ascii="Times New Roman" w:hAnsi="Times New Roman"/>
+                <w:sz w:val="24"/>
+                <w:szCs w:val="22"/>
+              </w:rPr>
+              <w:t>1</w:t>
+            </w:r>
+          </w:p>
+        </w:tc>
+        <w:tc>
+          <w:tcPr>
+            <w:tcW w:w="0" w:type="auto"/>
+            <w:vMerge w:val="restart"/>
+            <w:shd w:val="clear" w:color="auto" w:fill="auto"/>
+          </w:tcPr>
+          <w:p>
+            <w:pPr>
+              <w:keepNext/>
+              <w:jc w:val="center"/>
+              <w:rPr>
+                <w:szCs w:val="22"/>
+              </w:rPr>
+            </w:pPr>
+            <w:r>
+              <w:rPr>
+                <w:rFonts w:ascii="Times New Roman" w:hAnsi="Times New Roman"/>
+                <w:sz w:val="24"/>
+                <w:szCs w:val="22"/>
+              </w:rPr>
+              <w:t>1</w:t>
+            </w:r>
+          </w:p>
+        </w:tc>
+        <w:tc>
+          <w:tcPr>
+            <w:tcW w:w="0" w:type="auto"/>
+            <w:vMerge w:val="restart"/>
+            <w:shd w:val="clear" w:color="auto" w:fill="auto"/>
+          </w:tcPr>
+          <w:p>
+            <w:pPr>
+              <w:keepNext/>
+              <w:jc w:val="center"/>
+              <w:rPr>
+                <w:szCs w:val="22"/>
+              </w:rPr>
+            </w:pPr>
+            <w:r>
+              <w:rPr>
+                <w:rFonts w:ascii="Times New Roman" w:hAnsi="Times New Roman"/>
+                <w:sz w:val="24"/>
+                <w:szCs w:val="22"/>
+              </w:rPr>
+              <w:t>Компьютерное представление прикладной задачи</w:t>
+            </w:r>
+          </w:p>
+        </w:tc>
+        <w:tc>
+          <w:tcPr>
+            <w:tcW w:w="0" w:type="auto"/>
+            <w:shd w:val="clear" w:color="auto" w:fill="auto"/>
+          </w:tcPr>
+          <w:p>
+            <w:pPr>
+              <w:keepNext/>
+              <w:rPr>
+                <w:szCs w:val="22"/>
+              </w:rPr>
+            </w:pPr>
+            <w:r>
+              <w:rPr>
+                <w:rFonts w:ascii="Times New Roman" w:hAnsi="Times New Roman"/>
+                <w:sz w:val="24"/>
+                <w:szCs w:val="22"/>
+              </w:rPr>
+              <w:t>Лабораторная работа №1. Построение модели полной стоимости выпуска с ограничением мощности и проверкой допустимых вариантов в расчетной тетради JupyterLab</w:t>
+            </w:r>
+          </w:p>
+        </w:tc>
+      </w:tr>
+      <w:tr>
+        <w:trPr>
+          <w:cantSplit/>
+        </w:trPr>
+        <w:tc>
+          <w:tcPr>
+            <w:tcW w:w="0" w:type="auto"/>
+            <w:vMerge/>
+            <w:shd w:val="clear" w:color="auto" w:fill="auto"/>
+          </w:tcPr>
+          <w:p/>
+        </w:tc>
+        <w:tc>
+          <w:tcPr>
+            <w:tcW w:w="0" w:type="auto"/>
+            <w:vMerge/>
+            <w:shd w:val="clear" w:color="auto" w:fill="auto"/>
+          </w:tcPr>
+          <w:p/>
+        </w:tc>
+        <w:tc>
+          <w:tcPr>
+            <w:tcW w:w="0" w:type="auto"/>
+            <w:vMerge/>
+            <w:shd w:val="clear" w:color="auto" w:fill="auto"/>
+          </w:tcPr>
+          <w:p/>
+        </w:tc>
+        <w:tc>
+          <w:tcPr>
+            <w:tcW w:w="0" w:type="auto"/>
+            <w:shd w:val="clear" w:color="auto" w:fill="auto"/>
+          </w:tcPr>
+          <w:p>
+            <w:pPr>
+              <w:keepNext/>
+              <w:rPr>
+                <w:szCs w:val="22"/>
+              </w:rPr>
+            </w:pPr>
+            <w:r>
+              <w:rPr>
+                <w:rFonts w:ascii="Times New Roman" w:hAnsi="Times New Roman"/>
+                <w:sz w:val="24"/>
+                <w:szCs w:val="22"/>
+              </w:rPr>
+              <w:t>Лабораторная работа №2. Составление баланса многокомпонентной смеси и определение допустимого диапазона долей компонентов в расчетной тетради JupyterLab</w:t>
+            </w:r>
+          </w:p>
+        </w:tc>
+      </w:tr>
+      <w:tr>
+        <w:trPr>
+          <w:cantSplit/>
+        </w:trPr>
+        <w:tc>
+          <w:tcPr>
+            <w:tcW w:w="0" w:type="auto"/>
+            <w:vMerge/>
+            <w:shd w:val="clear" w:color="auto" w:fill="auto"/>
+          </w:tcPr>
+          <w:p/>
+        </w:tc>
+        <w:tc>
+          <w:tcPr>
+            <w:tcW w:w="0" w:type="auto"/>
+            <w:vMerge w:val="restart"/>
+            <w:shd w:val="clear" w:color="auto" w:fill="auto"/>
+          </w:tcPr>
+          <w:p>
+            <w:pPr>
+              <w:keepNext/>
+              <w:jc w:val="center"/>
+              <w:rPr>
+                <w:szCs w:val="22"/>
+              </w:rPr>
+            </w:pPr>
+            <w:r>
+              <w:rPr>
+                <w:rFonts w:ascii="Times New Roman" w:hAnsi="Times New Roman"/>
+                <w:sz w:val="24"/>
+                <w:szCs w:val="22"/>
+              </w:rPr>
+              <w:t>2</w:t>
+            </w:r>
+          </w:p>
+        </w:tc>
+        <w:tc>
+          <w:tcPr>
+            <w:tcW w:w="0" w:type="auto"/>
+            <w:vMerge w:val="restart"/>
+            <w:shd w:val="clear" w:color="auto" w:fill="auto"/>
+          </w:tcPr>
+          <w:p>
+            <w:pPr>
+              <w:keepNext/>
+              <w:jc w:val="center"/>
+              <w:rPr>
+                <w:szCs w:val="22"/>
+              </w:rPr>
+            </w:pPr>
+            <w:r>
+              <w:rPr>
+                <w:rFonts w:ascii="Times New Roman" w:hAnsi="Times New Roman"/>
+                <w:sz w:val="24"/>
+                <w:szCs w:val="22"/>
+              </w:rPr>
+              <w:t>Компьютерное решение линейных и алгебраических моделей</w:t>
+            </w:r>
+          </w:p>
+        </w:tc>
+        <w:tc>
+          <w:tcPr>
+            <w:tcW w:w="0" w:type="auto"/>
+            <w:shd w:val="clear" w:color="auto" w:fill="auto"/>
+          </w:tcPr>
+          <w:p>
+            <w:pPr>
+              <w:keepNext/>
+              <w:rPr>
+                <w:szCs w:val="22"/>
+              </w:rPr>
+            </w:pPr>
+            <w:r>
+              <w:rPr>
+                <w:rFonts w:ascii="Times New Roman" w:hAnsi="Times New Roman"/>
+                <w:sz w:val="24"/>
+                <w:szCs w:val="22"/>
+              </w:rPr>
+              <w:t>Лабораторная работа №3. Расчет состава смеси при избыточных требованиях и выявление противоречивого исходного условия в расчетной тетради JupyterLab</w:t>
+            </w:r>
+          </w:p>
+        </w:tc>
+      </w:tr>
+      <w:tr>
+        <w:trPr>
+          <w:cantSplit/>
+        </w:trPr>
+        <w:tc>
+          <w:tcPr>
+            <w:tcW w:w="0" w:type="auto"/>
+            <w:vMerge/>
+            <w:shd w:val="clear" w:color="auto" w:fill="auto"/>
+          </w:tcPr>
+          <w:p/>
+        </w:tc>
+        <w:tc>
+          <w:tcPr>
+            <w:tcW w:w="0" w:type="auto"/>
+            <w:vMerge/>
+            <w:shd w:val="clear" w:color="auto" w:fill="auto"/>
+          </w:tcPr>
+          <w:p/>
+        </w:tc>
+        <w:tc>
+          <w:tcPr>
+            <w:tcW w:w="0" w:type="auto"/>
+            <w:vMerge/>
+            <w:shd w:val="clear" w:color="auto" w:fill="auto"/>
+          </w:tcPr>
+          <w:p/>
+        </w:tc>
+        <w:tc>
+          <w:tcPr>
+            <w:tcW w:w="0" w:type="auto"/>
+            <w:shd w:val="clear" w:color="auto" w:fill="auto"/>
+          </w:tcPr>
+          <w:p>
+            <w:pPr>
+              <w:keepNext/>
+              <w:rPr>
+                <w:szCs w:val="22"/>
+              </w:rPr>
+            </w:pPr>
+            <w:r>
+              <w:rPr>
+                <w:rFonts w:ascii="Times New Roman" w:hAnsi="Times New Roman"/>
+                <w:sz w:val="24"/>
+                <w:szCs w:val="22"/>
+              </w:rPr>
+              <w:t>Лабораторная работа №4. Распределение запасов нескольких материалов по производственным операциям с проверкой дефицита ресурса в расчетной тетради JupyterLab</w:t>
+            </w:r>
+          </w:p>
+        </w:tc>
+      </w:tr>
+      <w:tr>
+        <w:trPr>
+          <w:cantSplit/>
+        </w:trPr>
+        <w:tc>
+          <w:tcPr>
+            <w:tcW w:w="0" w:type="auto"/>
+            <w:vMerge/>
+            <w:shd w:val="clear" w:color="auto" w:fill="auto"/>
+          </w:tcPr>
+          <w:p/>
+        </w:tc>
+        <w:tc>
+          <w:tcPr>
+            <w:tcW w:w="0" w:type="auto"/>
+            <w:vMerge w:val="restart"/>
+            <w:shd w:val="clear" w:color="auto" w:fill="auto"/>
+          </w:tcPr>
+          <w:p>
+            <w:pPr>
+              <w:keepNext/>
+              <w:jc w:val="center"/>
+              <w:rPr>
+                <w:szCs w:val="22"/>
+              </w:rPr>
+            </w:pPr>
+            <w:r>
+              <w:rPr>
+                <w:rFonts w:ascii="Times New Roman" w:hAnsi="Times New Roman"/>
+                <w:sz w:val="24"/>
+                <w:szCs w:val="22"/>
+              </w:rPr>
+              <w:t>3</w:t>
+            </w:r>
+          </w:p>
+        </w:tc>
+        <w:tc>
+          <w:tcPr>
+            <w:tcW w:w="0" w:type="auto"/>
+            <w:vMerge w:val="restart"/>
+            <w:shd w:val="clear" w:color="auto" w:fill="auto"/>
+          </w:tcPr>
+          <w:p>
+            <w:pPr>
+              <w:keepNext/>
+              <w:jc w:val="center"/>
+              <w:rPr>
+                <w:szCs w:val="22"/>
+              </w:rPr>
+            </w:pPr>
+            <w:r>
+              <w:rPr>
+                <w:rFonts w:ascii="Times New Roman" w:hAnsi="Times New Roman"/>
+                <w:sz w:val="24"/>
+                <w:szCs w:val="22"/>
+              </w:rPr>
+              <w:t>Графическое исследование функциональных моделей</w:t>
+            </w:r>
+          </w:p>
+        </w:tc>
+        <w:tc>
+          <w:tcPr>
+            <w:tcW w:w="0" w:type="auto"/>
+            <w:shd w:val="clear" w:color="auto" w:fill="auto"/>
+          </w:tcPr>
+          <w:p>
+            <w:pPr>
+              <w:keepNext/>
+              <w:rPr>
+                <w:szCs w:val="22"/>
+              </w:rPr>
+            </w:pPr>
+            <w:r>
+              <w:rPr>
+                <w:rFonts w:ascii="Times New Roman" w:hAnsi="Times New Roman"/>
+                <w:sz w:val="24"/>
+                <w:szCs w:val="22"/>
+              </w:rPr>
+              <w:t>Лабораторная работа №5. Определение допустимых объемов продаж при кусочно заданной выручке и ограничении мощности в расчетной тетради JupyterLab</w:t>
+            </w:r>
+          </w:p>
+        </w:tc>
+      </w:tr>
+      <w:tr>
+        <w:trPr>
+          <w:cantSplit/>
+        </w:trPr>
+        <w:tc>
+          <w:tcPr>
+            <w:tcW w:w="0" w:type="auto"/>
+            <w:vMerge/>
+            <w:shd w:val="clear" w:color="auto" w:fill="auto"/>
+          </w:tcPr>
+          <w:p/>
+        </w:tc>
+        <w:tc>
+          <w:tcPr>
+            <w:tcW w:w="0" w:type="auto"/>
+            <w:vMerge/>
+            <w:shd w:val="clear" w:color="auto" w:fill="auto"/>
+          </w:tcPr>
+          <w:p/>
+        </w:tc>
+        <w:tc>
+          <w:tcPr>
+            <w:tcW w:w="0" w:type="auto"/>
+            <w:vMerge/>
+            <w:shd w:val="clear" w:color="auto" w:fill="auto"/>
+          </w:tcPr>
+          <w:p/>
+        </w:tc>
+        <w:tc>
+          <w:tcPr>
+            <w:tcW w:w="0" w:type="auto"/>
+            <w:shd w:val="clear" w:color="auto" w:fill="auto"/>
+          </w:tcPr>
+          <w:p>
+            <w:pPr>
+              <w:keepNext/>
+              <w:rPr>
+                <w:szCs w:val="22"/>
+              </w:rPr>
+            </w:pPr>
+            <w:r>
+              <w:rPr>
+                <w:rFonts w:ascii="Times New Roman" w:hAnsi="Times New Roman"/>
+                <w:sz w:val="24"/>
+                <w:szCs w:val="22"/>
+              </w:rPr>
+              <w:t>Лабораторная работа №6. Сравнение тарифов хранения партии с пороговыми надбавками и определение интервалов выгодности в расчетной тетради JupyterLab</w:t>
+            </w:r>
+          </w:p>
+        </w:tc>
+      </w:tr>
+      <w:tr>
+        <w:trPr>
+          <w:cantSplit/>
+        </w:trPr>
+        <w:tc>
+          <w:tcPr>
+            <w:tcW w:w="0" w:type="auto"/>
+            <w:vMerge/>
+            <w:shd w:val="clear" w:color="auto" w:fill="auto"/>
+          </w:tcPr>
+          <w:p/>
+        </w:tc>
+        <w:tc>
+          <w:tcPr>
+            <w:tcW w:w="0" w:type="auto"/>
+            <w:vMerge/>
+            <w:shd w:val="clear" w:color="auto" w:fill="auto"/>
+          </w:tcPr>
+          <w:p/>
+        </w:tc>
+        <w:tc>
+          <w:tcPr>
+            <w:tcW w:w="0" w:type="auto"/>
+            <w:vMerge/>
+            <w:shd w:val="clear" w:color="auto" w:fill="auto"/>
+          </w:tcPr>
+          <w:p/>
+        </w:tc>
+        <w:tc>
+          <w:tcPr>
+            <w:tcW w:w="0" w:type="auto"/>
+            <w:shd w:val="clear" w:color="auto" w:fill="auto"/>
+          </w:tcPr>
+          <w:p>
+            <w:pPr>
+              <w:keepNext/>
+              <w:rPr>
+                <w:szCs w:val="22"/>
+              </w:rPr>
+            </w:pPr>
+            <w:r>
+              <w:rPr>
+                <w:rFonts w:ascii="Times New Roman" w:hAnsi="Times New Roman"/>
+                <w:sz w:val="24"/>
+                <w:szCs w:val="22"/>
+              </w:rPr>
+              <w:t>Лабораторная работа №7. Калибровка линейного измерительного преобразователя с проверкой контрольных измерений и допустимого диапазона в расчетной тетради JupyterLab</w:t>
+            </w:r>
+          </w:p>
+        </w:tc>
+      </w:tr>
+      <w:tr>
+        <w:trPr>
+          <w:cantSplit/>
+        </w:trPr>
+        <w:tc>
+          <w:tcPr>
+            <w:tcW w:w="0" w:type="auto"/>
+            <w:vMerge/>
+            <w:shd w:val="clear" w:color="auto" w:fill="auto"/>
+          </w:tcPr>
+          <w:p/>
+        </w:tc>
+        <w:tc>
+          <w:tcPr>
+            <w:tcW w:w="0" w:type="auto"/>
+            <w:vMerge/>
+            <w:shd w:val="clear" w:color="auto" w:fill="auto"/>
+          </w:tcPr>
+          <w:p/>
+        </w:tc>
+        <w:tc>
+          <w:tcPr>
+            <w:tcW w:w="0" w:type="auto"/>
+            <w:vMerge/>
+            <w:shd w:val="clear" w:color="auto" w:fill="auto"/>
+          </w:tcPr>
+          <w:p/>
+        </w:tc>
+        <w:tc>
+          <w:tcPr>
+            <w:tcW w:w="0" w:type="auto"/>
+            <w:shd w:val="clear" w:color="auto" w:fill="auto"/>
+          </w:tcPr>
+          <w:p>
+            <w:pPr>
+              <w:keepNext/>
+              <w:rPr>
+                <w:szCs w:val="22"/>
+              </w:rPr>
+            </w:pPr>
+            <w:r>
+              <w:rPr>
+                <w:rFonts w:ascii="Times New Roman" w:hAnsi="Times New Roman"/>
+                <w:sz w:val="24"/>
+                <w:szCs w:val="22"/>
+              </w:rPr>
+              <w:t>Лабораторная работа №8. Оценка диапазона полной стоимости партии при округлении цен и расходов материалов в расчетной тетради JupyterLab</w:t>
+            </w:r>
+          </w:p>
+        </w:tc>
+      </w:tr>
+      <w:tr>
+        <w:trPr>
+          <w:cantSplit/>
+        </w:trPr>
+        <w:tc>
+          <w:tcPr>
+            <w:tcW w:w="0" w:type="auto"/>
+            <w:vMerge w:val="restart"/>
+            <w:shd w:val="clear" w:color="auto" w:fill="auto"/>
+          </w:tcPr>
+          <w:p>
+            <w:pPr>
+              <w:keepNext/>
+              <w:jc w:val="center"/>
+              <w:rPr>
+                <w:szCs w:val="22"/>
+              </w:rPr>
+            </w:pPr>
+            <w:r>
+              <w:rPr>
+                <w:rFonts w:ascii="Times New Roman" w:hAnsi="Times New Roman"/>
+                <w:sz w:val="24"/>
+                <w:szCs w:val="22"/>
+              </w:rPr>
+              <w:t>2</w:t>
+            </w:r>
+          </w:p>
+        </w:tc>
+        <w:tc>
+          <w:tcPr>
+            <w:tcW w:w="0" w:type="auto"/>
+            <w:vMerge w:val="restart"/>
+            <w:shd w:val="clear" w:color="auto" w:fill="auto"/>
+          </w:tcPr>
+          <w:p>
+            <w:pPr>
+              <w:keepNext/>
+              <w:jc w:val="center"/>
+              <w:rPr>
+                <w:szCs w:val="22"/>
+              </w:rPr>
+            </w:pPr>
+            <w:r>
+              <w:rPr>
+                <w:rFonts w:ascii="Times New Roman" w:hAnsi="Times New Roman"/>
+                <w:sz w:val="24"/>
+                <w:szCs w:val="22"/>
+              </w:rPr>
+              <w:t>1</w:t>
+            </w:r>
+          </w:p>
+        </w:tc>
+        <w:tc>
+          <w:tcPr>
+            <w:tcW w:w="0" w:type="auto"/>
+            <w:vMerge w:val="restart"/>
+            <w:shd w:val="clear" w:color="auto" w:fill="auto"/>
+          </w:tcPr>
+          <w:p>
+            <w:pPr>
+              <w:keepNext/>
+              <w:jc w:val="center"/>
+              <w:rPr>
+                <w:szCs w:val="22"/>
+              </w:rPr>
+            </w:pPr>
+            <w:r>
+              <w:rPr>
+                <w:rFonts w:ascii="Times New Roman" w:hAnsi="Times New Roman"/>
+                <w:sz w:val="24"/>
+                <w:szCs w:val="22"/>
+              </w:rPr>
+              <w:t>Символьные вычисления интегральных характеристик</w:t>
+            </w:r>
+          </w:p>
+        </w:tc>
+        <w:tc>
+          <w:tcPr>
+            <w:tcW w:w="0" w:type="auto"/>
+            <w:shd w:val="clear" w:color="auto" w:fill="auto"/>
+          </w:tcPr>
+          <w:p>
+            <w:pPr>
+              <w:keepNext/>
+              <w:rPr>
+                <w:szCs w:val="22"/>
+              </w:rPr>
+            </w:pPr>
+            <w:r>
+              <w:rPr>
+                <w:rFonts w:ascii="Times New Roman" w:hAnsi="Times New Roman"/>
+                <w:sz w:val="24"/>
+                <w:szCs w:val="22"/>
+              </w:rPr>
+              <w:t>Лабораторная работа №9. Расчет накопленного расхода жидкости при смене режимов потока и проверка баланса резервуара с применением SymPy и Matplotlib</w:t>
+            </w:r>
+          </w:p>
+        </w:tc>
+      </w:tr>
+      <w:tr>
+        <w:trPr>
+          <w:cantSplit/>
+        </w:trPr>
+        <w:tc>
+          <w:tcPr>
+            <w:tcW w:w="0" w:type="auto"/>
+            <w:vMerge/>
+            <w:shd w:val="clear" w:color="auto" w:fill="auto"/>
+          </w:tcPr>
+          <w:p/>
+        </w:tc>
+        <w:tc>
+          <w:tcPr>
+            <w:tcW w:w="0" w:type="auto"/>
+            <w:vMerge/>
+            <w:shd w:val="clear" w:color="auto" w:fill="auto"/>
+          </w:tcPr>
+          <w:p/>
+        </w:tc>
+        <w:tc>
+          <w:tcPr>
+            <w:tcW w:w="0" w:type="auto"/>
+            <w:vMerge/>
+            <w:shd w:val="clear" w:color="auto" w:fill="auto"/>
+          </w:tcPr>
+          <w:p/>
+        </w:tc>
+        <w:tc>
+          <w:tcPr>
+            <w:tcW w:w="0" w:type="auto"/>
+            <w:shd w:val="clear" w:color="auto" w:fill="auto"/>
+          </w:tcPr>
+          <w:p>
+            <w:pPr>
+              <w:keepNext/>
+              <w:rPr>
+                <w:szCs w:val="22"/>
+              </w:rPr>
+            </w:pPr>
+            <w:r>
+              <w:rPr>
+                <w:rFonts w:ascii="Times New Roman" w:hAnsi="Times New Roman"/>
+                <w:sz w:val="24"/>
+                <w:szCs w:val="22"/>
+              </w:rPr>
+              <w:t>Лабораторная работа №10. Расчет массы неоднородного стержня при изменении профиля плотности и сравнение допустимых вариантов с применением SymPy и Matplotlib</w:t>
+            </w:r>
+          </w:p>
+        </w:tc>
+      </w:tr>
+      <w:tr>
+        <w:trPr>
+          <w:cantSplit/>
+        </w:trPr>
+        <w:tc>
+          <w:tcPr>
+            <w:tcW w:w="0" w:type="auto"/>
+            <w:vMerge/>
+            <w:shd w:val="clear" w:color="auto" w:fill="auto"/>
+          </w:tcPr>
+          <w:p/>
+        </w:tc>
+        <w:tc>
+          <w:tcPr>
+            <w:tcW w:w="0" w:type="auto"/>
+            <w:vMerge w:val="restart"/>
+            <w:shd w:val="clear" w:color="auto" w:fill="auto"/>
+          </w:tcPr>
+          <w:p>
+            <w:pPr>
+              <w:keepNext/>
+              <w:jc w:val="center"/>
+              <w:rPr>
+                <w:szCs w:val="22"/>
+              </w:rPr>
+            </w:pPr>
+            <w:r>
+              <w:rPr>
+                <w:rFonts w:ascii="Times New Roman" w:hAnsi="Times New Roman"/>
+                <w:sz w:val="24"/>
+                <w:szCs w:val="22"/>
+              </w:rPr>
+              <w:t>2</w:t>
+            </w:r>
+          </w:p>
+        </w:tc>
+        <w:tc>
+          <w:tcPr>
+            <w:tcW w:w="0" w:type="auto"/>
+            <w:vMerge w:val="restart"/>
+            <w:shd w:val="clear" w:color="auto" w:fill="auto"/>
+          </w:tcPr>
+          <w:p>
+            <w:pPr>
+              <w:keepNext/>
+              <w:jc w:val="center"/>
+              <w:rPr>
+                <w:szCs w:val="22"/>
+              </w:rPr>
+            </w:pPr>
+            <w:r>
+              <w:rPr>
+                <w:rFonts w:ascii="Times New Roman" w:hAnsi="Times New Roman"/>
+                <w:sz w:val="24"/>
+                <w:szCs w:val="22"/>
+              </w:rPr>
+              <w:t>Визуализация геометрических данных</w:t>
+            </w:r>
+          </w:p>
+        </w:tc>
+        <w:tc>
+          <w:tcPr>
+            <w:tcW w:w="0" w:type="auto"/>
+            <w:shd w:val="clear" w:color="auto" w:fill="auto"/>
+          </w:tcPr>
+          <w:p>
+            <w:pPr>
+              <w:keepNext/>
+              <w:rPr>
+                <w:szCs w:val="22"/>
+              </w:rPr>
+            </w:pPr>
+            <w:r>
+              <w:rPr>
+                <w:rFonts w:ascii="Times New Roman" w:hAnsi="Times New Roman"/>
+                <w:sz w:val="24"/>
+                <w:szCs w:val="22"/>
+              </w:rPr>
+              <w:t>Лабораторная работа №11. Построение допустимой зоны размещения оборудования с прямолинейными границами и эллиптическим препятствием с применением SymPy и Matplotlib</w:t>
+            </w:r>
+          </w:p>
+        </w:tc>
+      </w:tr>
+      <w:tr>
+        <w:trPr>
+          <w:cantSplit/>
+        </w:trPr>
+        <w:tc>
+          <w:tcPr>
+            <w:tcW w:w="0" w:type="auto"/>
+            <w:vMerge/>
+            <w:shd w:val="clear" w:color="auto" w:fill="auto"/>
+          </w:tcPr>
+          <w:p/>
+        </w:tc>
+        <w:tc>
+          <w:tcPr>
+            <w:tcW w:w="0" w:type="auto"/>
+            <w:vMerge/>
+            <w:shd w:val="clear" w:color="auto" w:fill="auto"/>
+          </w:tcPr>
+          <w:p/>
+        </w:tc>
+        <w:tc>
+          <w:tcPr>
+            <w:tcW w:w="0" w:type="auto"/>
+            <w:vMerge/>
+            <w:shd w:val="clear" w:color="auto" w:fill="auto"/>
+          </w:tcPr>
+          <w:p/>
+        </w:tc>
+        <w:tc>
+          <w:tcPr>
+            <w:tcW w:w="0" w:type="auto"/>
+            <w:shd w:val="clear" w:color="auto" w:fill="auto"/>
+          </w:tcPr>
+          <w:p>
+            <w:pPr>
+              <w:keepNext/>
+              <w:rPr>
+                <w:szCs w:val="22"/>
+              </w:rPr>
+            </w:pPr>
+            <w:r>
+              <w:rPr>
+                <w:rFonts w:ascii="Times New Roman" w:hAnsi="Times New Roman"/>
+                <w:sz w:val="24"/>
+                <w:szCs w:val="22"/>
+              </w:rPr>
+              <w:t>Лабораторная работа №12. Проверка столкновения двух объектов на прямолинейных маршрутах с учетом допустимого времени движения с применением SymPy и Matplotlib</w:t>
+            </w:r>
+          </w:p>
+        </w:tc>
+      </w:tr>
+      <w:tr>
+        <w:trPr>
+          <w:cantSplit/>
+        </w:trPr>
+        <w:tc>
+          <w:tcPr>
+            <w:tcW w:w="0" w:type="auto"/>
+            <w:vMerge/>
+            <w:shd w:val="clear" w:color="auto" w:fill="auto"/>
+          </w:tcPr>
+          <w:p/>
+        </w:tc>
+        <w:tc>
+          <w:tcPr>
+            <w:tcW w:w="0" w:type="auto"/>
+            <w:vMerge/>
+            <w:shd w:val="clear" w:color="auto" w:fill="auto"/>
+          </w:tcPr>
+          <w:p/>
+        </w:tc>
+        <w:tc>
+          <w:tcPr>
+            <w:tcW w:w="0" w:type="auto"/>
+            <w:vMerge/>
+            <w:shd w:val="clear" w:color="auto" w:fill="auto"/>
+          </w:tcPr>
+          <w:p/>
+        </w:tc>
+        <w:tc>
+          <w:tcPr>
+            <w:tcW w:w="0" w:type="auto"/>
+            <w:shd w:val="clear" w:color="auto" w:fill="auto"/>
+          </w:tcPr>
+          <w:p>
+            <w:pPr>
+              <w:keepNext/>
+              <w:rPr>
+                <w:szCs w:val="22"/>
+              </w:rPr>
+            </w:pPr>
+            <w:r>
+              <w:rPr>
+                <w:rFonts w:ascii="Times New Roman" w:hAnsi="Times New Roman"/>
+                <w:sz w:val="24"/>
+                <w:szCs w:val="22"/>
+              </w:rPr>
+              <w:t>Лабораторная работа №13. Согласование координат двух датчиков и проверка минимального расстояния объекта до препятствия с применением SymPy и Matplotlib</w:t>
+            </w:r>
+          </w:p>
+        </w:tc>
+      </w:tr>
+      <w:tr>
+        <w:trPr>
+          <w:cantSplit/>
+        </w:trPr>
+        <w:tc>
+          <w:tcPr>
+            <w:tcW w:w="0" w:type="auto"/>
+            <w:vMerge/>
+            <w:shd w:val="clear" w:color="auto" w:fill="auto"/>
+          </w:tcPr>
+          <w:p/>
+        </w:tc>
+        <w:tc>
+          <w:tcPr>
+            <w:tcW w:w="0" w:type="auto"/>
+            <w:vMerge w:val="restart"/>
+            <w:shd w:val="clear" w:color="auto" w:fill="auto"/>
+          </w:tcPr>
+          <w:p>
+            <w:pPr>
+              <w:keepNext/>
+              <w:jc w:val="center"/>
+              <w:rPr>
+                <w:szCs w:val="22"/>
+              </w:rPr>
+            </w:pPr>
+            <w:r>
+              <w:rPr>
+                <w:rFonts w:ascii="Times New Roman" w:hAnsi="Times New Roman"/>
+                <w:sz w:val="24"/>
+                <w:szCs w:val="22"/>
+              </w:rPr>
+              <w:t>3</w:t>
+            </w:r>
+          </w:p>
+        </w:tc>
+        <w:tc>
+          <w:tcPr>
+            <w:tcW w:w="0" w:type="auto"/>
+            <w:vMerge w:val="restart"/>
+            <w:shd w:val="clear" w:color="auto" w:fill="auto"/>
+          </w:tcPr>
+          <w:p>
+            <w:pPr>
+              <w:keepNext/>
+              <w:jc w:val="center"/>
+              <w:rPr>
+                <w:szCs w:val="22"/>
+              </w:rPr>
+            </w:pPr>
+            <w:r>
+              <w:rPr>
+                <w:rFonts w:ascii="Times New Roman" w:hAnsi="Times New Roman"/>
+                <w:sz w:val="24"/>
+                <w:szCs w:val="22"/>
+              </w:rPr>
+              <w:t>Компьютерное исследование одномерного оптимального выбора</w:t>
+            </w:r>
+          </w:p>
+        </w:tc>
+        <w:tc>
+          <w:tcPr>
+            <w:tcW w:w="0" w:type="auto"/>
+            <w:shd w:val="clear" w:color="auto" w:fill="auto"/>
+          </w:tcPr>
+          <w:p>
+            <w:pPr>
+              <w:keepNext/>
+              <w:rPr>
+                <w:szCs w:val="22"/>
+              </w:rPr>
+            </w:pPr>
+            <w:r>
+              <w:rPr>
+                <w:rFonts w:ascii="Times New Roman" w:hAnsi="Times New Roman"/>
+                <w:sz w:val="24"/>
+                <w:szCs w:val="22"/>
+              </w:rPr>
+              <w:t>Лабораторная работа №14. Выбор объема партии по модели прибыли с ограничениями мощности и затрат на хранение с применением SymPy и Matplotlib</w:t>
+            </w:r>
+          </w:p>
+        </w:tc>
+      </w:tr>
+      <w:tr>
+        <w:trPr>
+          <w:cantSplit/>
+        </w:trPr>
+        <w:tc>
+          <w:tcPr>
+            <w:tcW w:w="0" w:type="auto"/>
+            <w:vMerge/>
+            <w:shd w:val="clear" w:color="auto" w:fill="auto"/>
+          </w:tcPr>
+          <w:p/>
+        </w:tc>
+        <w:tc>
+          <w:tcPr>
+            <w:tcW w:w="0" w:type="auto"/>
+            <w:vMerge/>
+            <w:shd w:val="clear" w:color="auto" w:fill="auto"/>
+          </w:tcPr>
+          <w:p/>
+        </w:tc>
+        <w:tc>
+          <w:tcPr>
+            <w:tcW w:w="0" w:type="auto"/>
+            <w:vMerge/>
+            <w:shd w:val="clear" w:color="auto" w:fill="auto"/>
+          </w:tcPr>
+          <w:p/>
+        </w:tc>
+        <w:tc>
+          <w:tcPr>
+            <w:tcW w:w="0" w:type="auto"/>
+            <w:shd w:val="clear" w:color="auto" w:fill="auto"/>
+          </w:tcPr>
+          <w:p>
+            <w:pPr>
+              <w:keepNext/>
+              <w:rPr>
+                <w:szCs w:val="22"/>
+              </w:rPr>
+            </w:pPr>
+            <w:r>
+              <w:rPr>
+                <w:rFonts w:ascii="Times New Roman" w:hAnsi="Times New Roman"/>
+                <w:sz w:val="24"/>
+                <w:szCs w:val="22"/>
+              </w:rPr>
+              <w:t>Лабораторная работа №15. Выбор размеров упаковки минимального расхода материала с проверкой внутренних и граничных решений с применением SymPy и Matplotlib</w:t>
+            </w:r>
+          </w:p>
+        </w:tc>
+      </w:tr>
+      <w:tr>
+        <w:trPr>
+          <w:cantSplit/>
+        </w:trPr>
+        <w:tc>
+          <w:tcPr>
+            <w:tcW w:w="0" w:type="auto"/>
+            <w:vMerge/>
+            <w:shd w:val="clear" w:color="auto" w:fill="auto"/>
+          </w:tcPr>
+          <w:p/>
+        </w:tc>
+        <w:tc>
+          <w:tcPr>
+            <w:tcW w:w="0" w:type="auto"/>
+            <w:vMerge/>
+            <w:shd w:val="clear" w:color="auto" w:fill="auto"/>
+          </w:tcPr>
+          <w:p/>
+        </w:tc>
+        <w:tc>
+          <w:tcPr>
+            <w:tcW w:w="0" w:type="auto"/>
+            <w:vMerge/>
+            <w:shd w:val="clear" w:color="auto" w:fill="auto"/>
+          </w:tcPr>
+          <w:p/>
+        </w:tc>
+        <w:tc>
+          <w:tcPr>
+            <w:tcW w:w="0" w:type="auto"/>
+            <w:shd w:val="clear" w:color="auto" w:fill="auto"/>
+          </w:tcPr>
+          <w:p>
+            <w:pPr>
+              <w:keepNext/>
+              <w:rPr>
+                <w:szCs w:val="22"/>
+              </w:rPr>
+            </w:pPr>
+            <w:r>
+              <w:rPr>
+                <w:rFonts w:ascii="Times New Roman" w:hAnsi="Times New Roman"/>
+                <w:sz w:val="24"/>
+                <w:szCs w:val="22"/>
+              </w:rPr>
+              <w:t>Лабораторная работа №16. Определение смены оптимального объема выпуска при изменении цены и доступного запаса сырья с применением SymPy и Matplotlib</w:t>
+            </w:r>
+          </w:p>
+        </w:tc>
+      </w:tr>
+      <w:tr>
+        <w:trPr>
+          <w:cantSplit/>
+        </w:trPr>
+        <w:tc>
+          <w:tcPr>
+            <w:tcW w:w="0" w:type="auto"/>
+            <w:vMerge w:val="restart"/>
+            <w:shd w:val="clear" w:color="auto" w:fill="auto"/>
+          </w:tcPr>
+          <w:p>
+            <w:pPr>
+              <w:keepNext/>
+              <w:jc w:val="center"/>
+              <w:rPr>
+                <w:szCs w:val="22"/>
+              </w:rPr>
+            </w:pPr>
+            <w:r>
+              <w:rPr>
+                <w:rFonts w:ascii="Times New Roman" w:hAnsi="Times New Roman"/>
+                <w:sz w:val="24"/>
+                <w:szCs w:val="22"/>
+              </w:rPr>
+              <w:t>3</w:t>
+            </w:r>
+          </w:p>
+        </w:tc>
+        <w:tc>
+          <w:tcPr>
+            <w:tcW w:w="0" w:type="auto"/>
+            <w:vMerge w:val="restart"/>
+            <w:shd w:val="clear" w:color="auto" w:fill="auto"/>
+          </w:tcPr>
+          <w:p>
+            <w:pPr>
+              <w:keepNext/>
+              <w:jc w:val="center"/>
+              <w:rPr>
+                <w:szCs w:val="22"/>
+              </w:rPr>
+            </w:pPr>
+            <w:r>
+              <w:rPr>
+                <w:rFonts w:ascii="Times New Roman" w:hAnsi="Times New Roman"/>
+                <w:sz w:val="24"/>
+                <w:szCs w:val="22"/>
+              </w:rPr>
+              <w:t>1</w:t>
+            </w:r>
+          </w:p>
+        </w:tc>
+        <w:tc>
+          <w:tcPr>
+            <w:tcW w:w="0" w:type="auto"/>
+            <w:vMerge w:val="restart"/>
+            <w:shd w:val="clear" w:color="auto" w:fill="auto"/>
+          </w:tcPr>
+          <w:p>
+            <w:pPr>
+              <w:keepNext/>
+              <w:jc w:val="center"/>
+              <w:rPr>
+                <w:szCs w:val="22"/>
+              </w:rPr>
+            </w:pPr>
+            <w:r>
+              <w:rPr>
+                <w:rFonts w:ascii="Times New Roman" w:hAnsi="Times New Roman"/>
+                <w:sz w:val="24"/>
+                <w:szCs w:val="22"/>
+              </w:rPr>
+              <w:t>Визуализация многомерных зависимостей</w:t>
+            </w:r>
+          </w:p>
+        </w:tc>
+        <w:tc>
+          <w:tcPr>
+            <w:tcW w:w="0" w:type="auto"/>
+            <w:shd w:val="clear" w:color="auto" w:fill="auto"/>
+          </w:tcPr>
+          <w:p>
+            <w:pPr>
+              <w:keepNext/>
+              <w:rPr>
+                <w:szCs w:val="22"/>
+              </w:rPr>
+            </w:pPr>
+            <w:r>
+              <w:rPr>
+                <w:rFonts w:ascii="Times New Roman" w:hAnsi="Times New Roman"/>
+                <w:sz w:val="24"/>
+                <w:szCs w:val="22"/>
+              </w:rPr>
+              <w:t>Лабораторная работа №17. Построение допустимых режимов двухресурсной модели затрат по линиям уровня и балансовым ограничениям с применением NumPy и SymPy</w:t>
+            </w:r>
+          </w:p>
+        </w:tc>
+      </w:tr>
+      <w:tr>
+        <w:trPr>
+          <w:cantSplit/>
+        </w:trPr>
+        <w:tc>
+          <w:tcPr>
+            <w:tcW w:w="0" w:type="auto"/>
+            <w:vMerge/>
+            <w:shd w:val="clear" w:color="auto" w:fill="auto"/>
+          </w:tcPr>
+          <w:p/>
+        </w:tc>
+        <w:tc>
+          <w:tcPr>
+            <w:tcW w:w="0" w:type="auto"/>
+            <w:vMerge/>
+            <w:shd w:val="clear" w:color="auto" w:fill="auto"/>
+          </w:tcPr>
+          <w:p/>
+        </w:tc>
+        <w:tc>
+          <w:tcPr>
+            <w:tcW w:w="0" w:type="auto"/>
+            <w:vMerge/>
+            <w:shd w:val="clear" w:color="auto" w:fill="auto"/>
+          </w:tcPr>
+          <w:p/>
+        </w:tc>
+        <w:tc>
+          <w:tcPr>
+            <w:tcW w:w="0" w:type="auto"/>
+            <w:shd w:val="clear" w:color="auto" w:fill="auto"/>
+          </w:tcPr>
+          <w:p>
+            <w:pPr>
+              <w:keepNext/>
+              <w:rPr>
+                <w:szCs w:val="22"/>
+              </w:rPr>
+            </w:pPr>
+            <w:r>
+              <w:rPr>
+                <w:rFonts w:ascii="Times New Roman" w:hAnsi="Times New Roman"/>
+                <w:sz w:val="24"/>
+                <w:szCs w:val="22"/>
+              </w:rPr>
+              <w:t>Лабораторная работа №18. Оценка влияния ошибок двух входных параметров на результат калибровочной модели по градиенту с применением NumPy и SymPy</w:t>
+            </w:r>
+          </w:p>
+        </w:tc>
+      </w:tr>
+      <w:tr>
+        <w:trPr>
+          <w:cantSplit/>
+        </w:trPr>
+        <w:tc>
+          <w:tcPr>
+            <w:tcW w:w="0" w:type="auto"/>
+            <w:vMerge/>
+            <w:shd w:val="clear" w:color="auto" w:fill="auto"/>
+          </w:tcPr>
+          <w:p/>
+        </w:tc>
+        <w:tc>
+          <w:tcPr>
+            <w:tcW w:w="0" w:type="auto"/>
+            <w:vMerge/>
+            <w:shd w:val="clear" w:color="auto" w:fill="auto"/>
+          </w:tcPr>
+          <w:p/>
+        </w:tc>
+        <w:tc>
+          <w:tcPr>
+            <w:tcW w:w="0" w:type="auto"/>
+            <w:vMerge/>
+            <w:shd w:val="clear" w:color="auto" w:fill="auto"/>
+          </w:tcPr>
+          <w:p/>
+        </w:tc>
+        <w:tc>
+          <w:tcPr>
+            <w:tcW w:w="0" w:type="auto"/>
+            <w:shd w:val="clear" w:color="auto" w:fill="auto"/>
+          </w:tcPr>
+          <w:p>
+            <w:pPr>
+              <w:keepNext/>
+              <w:rPr>
+                <w:szCs w:val="22"/>
+              </w:rPr>
+            </w:pPr>
+            <w:r>
+              <w:rPr>
+                <w:rFonts w:ascii="Times New Roman" w:hAnsi="Times New Roman"/>
+                <w:sz w:val="24"/>
+                <w:szCs w:val="22"/>
+              </w:rPr>
+              <w:t>Лабораторная работа №19. Согласование единиц измерительных каналов и сравнение их влияния на расчетный ответ с применением NumPy и SymPy</w:t>
+            </w:r>
+          </w:p>
+        </w:tc>
+      </w:tr>
+      <w:tr>
+        <w:trPr>
+          <w:cantSplit/>
+        </w:trPr>
+        <w:tc>
+          <w:tcPr>
+            <w:tcW w:w="0" w:type="auto"/>
+            <w:vMerge/>
+            <w:shd w:val="clear" w:color="auto" w:fill="auto"/>
+          </w:tcPr>
+          <w:p/>
+        </w:tc>
+        <w:tc>
+          <w:tcPr>
+            <w:tcW w:w="0" w:type="auto"/>
+            <w:vMerge w:val="restart"/>
+            <w:shd w:val="clear" w:color="auto" w:fill="auto"/>
+          </w:tcPr>
+          <w:p>
+            <w:pPr>
+              <w:keepNext/>
+              <w:jc w:val="center"/>
+              <w:rPr>
+                <w:szCs w:val="22"/>
+              </w:rPr>
+            </w:pPr>
+            <w:r>
+              <w:rPr>
+                <w:rFonts w:ascii="Times New Roman" w:hAnsi="Times New Roman"/>
+                <w:sz w:val="24"/>
+                <w:szCs w:val="22"/>
+              </w:rPr>
+              <w:t>2</w:t>
+            </w:r>
+          </w:p>
+        </w:tc>
+        <w:tc>
+          <w:tcPr>
+            <w:tcW w:w="0" w:type="auto"/>
+            <w:vMerge w:val="restart"/>
+            <w:shd w:val="clear" w:color="auto" w:fill="auto"/>
+          </w:tcPr>
+          <w:p>
+            <w:pPr>
+              <w:keepNext/>
+              <w:jc w:val="center"/>
+              <w:rPr>
+                <w:szCs w:val="22"/>
+              </w:rPr>
+            </w:pPr>
+            <w:r>
+              <w:rPr>
+                <w:rFonts w:ascii="Times New Roman" w:hAnsi="Times New Roman"/>
+                <w:sz w:val="24"/>
+                <w:szCs w:val="22"/>
+              </w:rPr>
+              <w:t>Компьютерный расчет пространственных интегральных моделей</w:t>
+            </w:r>
+          </w:p>
+        </w:tc>
+        <w:tc>
+          <w:tcPr>
+            <w:tcW w:w="0" w:type="auto"/>
+            <w:shd w:val="clear" w:color="auto" w:fill="auto"/>
+          </w:tcPr>
+          <w:p>
+            <w:pPr>
+              <w:keepNext/>
+              <w:rPr>
+                <w:szCs w:val="22"/>
+              </w:rPr>
+            </w:pPr>
+            <w:r>
+              <w:rPr>
+                <w:rFonts w:ascii="Times New Roman" w:hAnsi="Times New Roman"/>
+                <w:sz w:val="24"/>
+                <w:szCs w:val="22"/>
+              </w:rPr>
+              <w:t>Лабораторная работа №20. Расчет массы и центра тяжести пластинки с неоднородной плотностью и отверстием с применением NumPy и SymPy</w:t>
+            </w:r>
+          </w:p>
+        </w:tc>
+      </w:tr>
+      <w:tr>
+        <w:trPr>
+          <w:cantSplit/>
+        </w:trPr>
+        <w:tc>
+          <w:tcPr>
+            <w:tcW w:w="0" w:type="auto"/>
+            <w:vMerge/>
+            <w:shd w:val="clear" w:color="auto" w:fill="auto"/>
+          </w:tcPr>
+          <w:p/>
+        </w:tc>
+        <w:tc>
+          <w:tcPr>
+            <w:tcW w:w="0" w:type="auto"/>
+            <w:vMerge/>
+            <w:shd w:val="clear" w:color="auto" w:fill="auto"/>
+          </w:tcPr>
+          <w:p/>
+        </w:tc>
+        <w:tc>
+          <w:tcPr>
+            <w:tcW w:w="0" w:type="auto"/>
+            <w:vMerge/>
+            <w:shd w:val="clear" w:color="auto" w:fill="auto"/>
+          </w:tcPr>
+          <w:p/>
+        </w:tc>
+        <w:tc>
+          <w:tcPr>
+            <w:tcW w:w="0" w:type="auto"/>
+            <w:shd w:val="clear" w:color="auto" w:fill="auto"/>
+          </w:tcPr>
+          <w:p>
+            <w:pPr>
+              <w:keepNext/>
+              <w:rPr>
+                <w:szCs w:val="22"/>
+              </w:rPr>
+            </w:pPr>
+            <w:r>
+              <w:rPr>
+                <w:rFonts w:ascii="Times New Roman" w:hAnsi="Times New Roman"/>
+                <w:sz w:val="24"/>
+                <w:szCs w:val="22"/>
+              </w:rPr>
+              <w:t>Лабораторная работа №21. Расчет моментов инерции неоднородного тела относительно разных осей с проверкой симметрии с применением NumPy и SymPy</w:t>
+            </w:r>
+          </w:p>
+        </w:tc>
+      </w:tr>
+      <w:tr>
+        <w:trPr>
+          <w:cantSplit/>
+        </w:trPr>
+        <w:tc>
+          <w:tcPr>
+            <w:tcW w:w="0" w:type="auto"/>
+            <w:vMerge/>
+            <w:shd w:val="clear" w:color="auto" w:fill="auto"/>
+          </w:tcPr>
+          <w:p/>
+        </w:tc>
+        <w:tc>
+          <w:tcPr>
+            <w:tcW w:w="0" w:type="auto"/>
+            <w:vMerge/>
+            <w:shd w:val="clear" w:color="auto" w:fill="auto"/>
+          </w:tcPr>
+          <w:p/>
+        </w:tc>
+        <w:tc>
+          <w:tcPr>
+            <w:tcW w:w="0" w:type="auto"/>
+            <w:vMerge/>
+            <w:shd w:val="clear" w:color="auto" w:fill="auto"/>
+          </w:tcPr>
+          <w:p/>
+        </w:tc>
+        <w:tc>
+          <w:tcPr>
+            <w:tcW w:w="0" w:type="auto"/>
+            <w:shd w:val="clear" w:color="auto" w:fill="auto"/>
+          </w:tcPr>
+          <w:p>
+            <w:pPr>
+              <w:keepNext/>
+              <w:rPr>
+                <w:szCs w:val="22"/>
+              </w:rPr>
+            </w:pPr>
+            <w:r>
+              <w:rPr>
+                <w:rFonts w:ascii="Times New Roman" w:hAnsi="Times New Roman"/>
+                <w:sz w:val="24"/>
+                <w:szCs w:val="22"/>
+              </w:rPr>
+              <w:t>Лабораторная работа №22. Расчет запаса вещества в осесимметричной области с переменной концентрацией и выбором координат с применением NumPy и SymPy</w:t>
+            </w:r>
+          </w:p>
+        </w:tc>
+      </w:tr>
+      <w:tr>
+        <w:trPr>
+          <w:cantSplit/>
+        </w:trPr>
+        <w:tc>
+          <w:tcPr>
+            <w:tcW w:w="0" w:type="auto"/>
+            <w:vMerge/>
+            <w:shd w:val="clear" w:color="auto" w:fill="auto"/>
+          </w:tcPr>
+          <w:p/>
+        </w:tc>
+        <w:tc>
+          <w:tcPr>
+            <w:tcW w:w="0" w:type="auto"/>
+            <w:vMerge w:val="restart"/>
+            <w:shd w:val="clear" w:color="auto" w:fill="auto"/>
+          </w:tcPr>
+          <w:p>
+            <w:pPr>
+              <w:keepNext/>
+              <w:jc w:val="center"/>
+              <w:rPr>
+                <w:szCs w:val="22"/>
+              </w:rPr>
+            </w:pPr>
+            <w:r>
+              <w:rPr>
+                <w:rFonts w:ascii="Times New Roman" w:hAnsi="Times New Roman"/>
+                <w:sz w:val="24"/>
+                <w:szCs w:val="22"/>
+              </w:rPr>
+              <w:t>3</w:t>
+            </w:r>
+          </w:p>
+        </w:tc>
+        <w:tc>
+          <w:tcPr>
+            <w:tcW w:w="0" w:type="auto"/>
+            <w:vMerge w:val="restart"/>
+            <w:shd w:val="clear" w:color="auto" w:fill="auto"/>
+          </w:tcPr>
+          <w:p>
+            <w:pPr>
+              <w:keepNext/>
+              <w:jc w:val="center"/>
+              <w:rPr>
+                <w:szCs w:val="22"/>
+              </w:rPr>
+            </w:pPr>
+            <w:r>
+              <w:rPr>
+                <w:rFonts w:ascii="Times New Roman" w:hAnsi="Times New Roman"/>
+                <w:sz w:val="24"/>
+                <w:szCs w:val="22"/>
+              </w:rPr>
+              <w:t>Библиотечная обработка математических данных</w:t>
+            </w:r>
+          </w:p>
+        </w:tc>
+        <w:tc>
+          <w:tcPr>
+            <w:tcW w:w="0" w:type="auto"/>
+            <w:shd w:val="clear" w:color="auto" w:fill="auto"/>
+          </w:tcPr>
+          <w:p>
+            <w:pPr>
+              <w:keepNext/>
+              <w:rPr>
+                <w:szCs w:val="22"/>
+              </w:rPr>
+            </w:pPr>
+            <w:r>
+              <w:rPr>
+                <w:rFonts w:ascii="Times New Roman" w:hAnsi="Times New Roman"/>
+                <w:sz w:val="24"/>
+                <w:szCs w:val="22"/>
+              </w:rPr>
+              <w:t>Лабораторная работа №23. Построение локальной модели двухканального датчика и проверка ошибки в заданном рабочем диапазоне с применением NumPy и SymPy</w:t>
+            </w:r>
+          </w:p>
+        </w:tc>
+      </w:tr>
+      <w:tr>
+        <w:trPr>
+          <w:cantSplit/>
+        </w:trPr>
+        <w:tc>
+          <w:tcPr>
+            <w:tcW w:w="0" w:type="auto"/>
+            <w:vMerge/>
+            <w:shd w:val="clear" w:color="auto" w:fill="auto"/>
+          </w:tcPr>
+          <w:p/>
+        </w:tc>
+        <w:tc>
+          <w:tcPr>
+            <w:tcW w:w="0" w:type="auto"/>
+            <w:vMerge/>
+            <w:shd w:val="clear" w:color="auto" w:fill="auto"/>
+          </w:tcPr>
+          <w:p/>
+        </w:tc>
+        <w:tc>
+          <w:tcPr>
+            <w:tcW w:w="0" w:type="auto"/>
+            <w:vMerge/>
+            <w:shd w:val="clear" w:color="auto" w:fill="auto"/>
+          </w:tcPr>
+          <w:p/>
+        </w:tc>
+        <w:tc>
+          <w:tcPr>
+            <w:tcW w:w="0" w:type="auto"/>
+            <w:shd w:val="clear" w:color="auto" w:fill="auto"/>
+          </w:tcPr>
+          <w:p>
+            <w:pPr>
+              <w:keepNext/>
+              <w:rPr>
+                <w:szCs w:val="22"/>
+              </w:rPr>
+            </w:pPr>
+            <w:r>
+              <w:rPr>
+                <w:rFonts w:ascii="Times New Roman" w:hAnsi="Times New Roman"/>
+                <w:sz w:val="24"/>
+                <w:szCs w:val="22"/>
+              </w:rPr>
+              <w:t>Лабораторная работа №24. Калибровка нескольких измерительных каналов по избыточным данным с выявлением несогласованного наблюдения с применением NumPy и SymPy</w:t>
+            </w:r>
+          </w:p>
+        </w:tc>
+      </w:tr>
+      <w:tr>
+        <w:trPr>
+          <w:cantSplit/>
+        </w:trPr>
+        <w:tc>
+          <w:tcPr>
+            <w:tcW w:w="0" w:type="auto"/>
+            <w:vMerge w:val="restart"/>
+            <w:shd w:val="clear" w:color="auto" w:fill="auto"/>
+          </w:tcPr>
+          <w:p>
+            <w:pPr>
+              <w:keepNext/>
+              <w:jc w:val="center"/>
+              <w:rPr>
+                <w:szCs w:val="22"/>
+              </w:rPr>
+            </w:pPr>
+            <w:r>
+              <w:rPr>
+                <w:rFonts w:ascii="Times New Roman" w:hAnsi="Times New Roman"/>
+                <w:sz w:val="24"/>
+                <w:szCs w:val="22"/>
+              </w:rPr>
+              <w:t>4</w:t>
+            </w:r>
+          </w:p>
+        </w:tc>
+        <w:tc>
+          <w:tcPr>
+            <w:tcW w:w="0" w:type="auto"/>
+            <w:vMerge w:val="restart"/>
+            <w:shd w:val="clear" w:color="auto" w:fill="auto"/>
+          </w:tcPr>
+          <w:p>
+            <w:pPr>
+              <w:keepNext/>
+              <w:jc w:val="center"/>
+              <w:rPr>
+                <w:szCs w:val="22"/>
+              </w:rPr>
+            </w:pPr>
+            <w:r>
+              <w:rPr>
+                <w:rFonts w:ascii="Times New Roman" w:hAnsi="Times New Roman"/>
+                <w:sz w:val="24"/>
+                <w:szCs w:val="22"/>
+              </w:rPr>
+              <w:t>1</w:t>
+            </w:r>
+          </w:p>
+        </w:tc>
+        <w:tc>
+          <w:tcPr>
+            <w:tcW w:w="0" w:type="auto"/>
+            <w:vMerge w:val="restart"/>
+            <w:shd w:val="clear" w:color="auto" w:fill="auto"/>
+          </w:tcPr>
+          <w:p>
+            <w:pPr>
+              <w:keepNext/>
+              <w:jc w:val="center"/>
+              <w:rPr>
+                <w:szCs w:val="22"/>
+              </w:rPr>
+            </w:pPr>
+            <w:r>
+              <w:rPr>
+                <w:rFonts w:ascii="Times New Roman" w:hAnsi="Times New Roman"/>
+                <w:sz w:val="24"/>
+                <w:szCs w:val="22"/>
+              </w:rPr>
+              <w:t>Символьные функциональные приближения</w:t>
+            </w:r>
+          </w:p>
+        </w:tc>
+        <w:tc>
+          <w:tcPr>
+            <w:tcW w:w="0" w:type="auto"/>
+            <w:shd w:val="clear" w:color="auto" w:fill="auto"/>
+          </w:tcPr>
+          <w:p>
+            <w:pPr>
+              <w:keepNext/>
+              <w:rPr>
+                <w:szCs w:val="22"/>
+              </w:rPr>
+            </w:pPr>
+            <w:r>
+              <w:rPr>
+                <w:rFonts w:ascii="Times New Roman" w:hAnsi="Times New Roman"/>
+                <w:sz w:val="24"/>
+                <w:szCs w:val="22"/>
+              </w:rPr>
+              <w:t>Лабораторная работа №25. Построение кусочной полиномиальной расчетной модели по локальным разложениям в разных рабочих точках</w:t>
+            </w:r>
+          </w:p>
+        </w:tc>
+      </w:tr>
+      <w:tr>
+        <w:trPr>
+          <w:cantSplit/>
+        </w:trPr>
+        <w:tc>
+          <w:tcPr>
+            <w:tcW w:w="0" w:type="auto"/>
+            <w:vMerge/>
+            <w:shd w:val="clear" w:color="auto" w:fill="auto"/>
+          </w:tcPr>
+          <w:p/>
+        </w:tc>
+        <w:tc>
+          <w:tcPr>
+            <w:tcW w:w="0" w:type="auto"/>
+            <w:vMerge/>
+            <w:shd w:val="clear" w:color="auto" w:fill="auto"/>
+          </w:tcPr>
+          <w:p/>
+        </w:tc>
+        <w:tc>
+          <w:tcPr>
+            <w:tcW w:w="0" w:type="auto"/>
+            <w:vMerge/>
+            <w:shd w:val="clear" w:color="auto" w:fill="auto"/>
+          </w:tcPr>
+          <w:p/>
+        </w:tc>
+        <w:tc>
+          <w:tcPr>
+            <w:tcW w:w="0" w:type="auto"/>
+            <w:shd w:val="clear" w:color="auto" w:fill="auto"/>
+          </w:tcPr>
+          <w:p>
+            <w:pPr>
+              <w:keepNext/>
+              <w:rPr>
+                <w:szCs w:val="22"/>
+              </w:rPr>
+            </w:pPr>
+            <w:r>
+              <w:rPr>
+                <w:rFonts w:ascii="Times New Roman" w:hAnsi="Times New Roman"/>
+                <w:sz w:val="24"/>
+                <w:szCs w:val="22"/>
+              </w:rPr>
+              <w:t>Лабораторная работа №26. Сравнение точности и вычислительных затрат прямого и полиномиального расчета на серии параметров</w:t>
+            </w:r>
+          </w:p>
+        </w:tc>
+      </w:tr>
+      <w:tr>
+        <w:trPr>
+          <w:cantSplit/>
+        </w:trPr>
+        <w:tc>
+          <w:tcPr>
+            <w:tcW w:w="0" w:type="auto"/>
+            <w:vMerge/>
+            <w:shd w:val="clear" w:color="auto" w:fill="auto"/>
+          </w:tcPr>
+          <w:p/>
+        </w:tc>
+        <w:tc>
+          <w:tcPr>
+            <w:tcW w:w="0" w:type="auto"/>
+            <w:vMerge w:val="restart"/>
+            <w:shd w:val="clear" w:color="auto" w:fill="auto"/>
+          </w:tcPr>
+          <w:p>
+            <w:pPr>
+              <w:keepNext/>
+              <w:jc w:val="center"/>
+              <w:rPr>
+                <w:szCs w:val="22"/>
+              </w:rPr>
+            </w:pPr>
+            <w:r>
+              <w:rPr>
+                <w:rFonts w:ascii="Times New Roman" w:hAnsi="Times New Roman"/>
+                <w:sz w:val="24"/>
+                <w:szCs w:val="22"/>
+              </w:rPr>
+              <w:t>2</w:t>
+            </w:r>
+          </w:p>
+        </w:tc>
+        <w:tc>
+          <w:tcPr>
+            <w:tcW w:w="0" w:type="auto"/>
+            <w:vMerge w:val="restart"/>
+            <w:shd w:val="clear" w:color="auto" w:fill="auto"/>
+          </w:tcPr>
+          <w:p>
+            <w:pPr>
+              <w:keepNext/>
+              <w:jc w:val="center"/>
+              <w:rPr>
+                <w:szCs w:val="22"/>
+              </w:rPr>
+            </w:pPr>
+            <w:r>
+              <w:rPr>
+                <w:rFonts w:ascii="Times New Roman" w:hAnsi="Times New Roman"/>
+                <w:sz w:val="24"/>
+                <w:szCs w:val="22"/>
+              </w:rPr>
+              <w:t>Компьютерное представление гармонических моделей</w:t>
+            </w:r>
+          </w:p>
+        </w:tc>
+        <w:tc>
+          <w:tcPr>
+            <w:tcW w:w="0" w:type="auto"/>
+            <w:shd w:val="clear" w:color="auto" w:fill="auto"/>
+          </w:tcPr>
+          <w:p>
+            <w:pPr>
+              <w:keepNext/>
+              <w:rPr>
+                <w:szCs w:val="22"/>
+              </w:rPr>
+            </w:pPr>
+            <w:r>
+              <w:rPr>
+                <w:rFonts w:ascii="Times New Roman" w:hAnsi="Times New Roman"/>
+                <w:sz w:val="24"/>
+                <w:szCs w:val="22"/>
+              </w:rPr>
+              <w:t>Лабораторная работа №27. Выбор сохраняемых гармоник профиля нагрузки по заданным коэффициентам и допустимой ошибке рабочего режима в воспроизводимой расчетной тетради JupyterLab</w:t>
+            </w:r>
+          </w:p>
+        </w:tc>
+      </w:tr>
+      <w:tr>
+        <w:trPr>
+          <w:cantSplit/>
+        </w:trPr>
+        <w:tc>
+          <w:tcPr>
+            <w:tcW w:w="0" w:type="auto"/>
+            <w:vMerge/>
+            <w:shd w:val="clear" w:color="auto" w:fill="auto"/>
+          </w:tcPr>
+          <w:p/>
+        </w:tc>
+        <w:tc>
+          <w:tcPr>
+            <w:tcW w:w="0" w:type="auto"/>
+            <w:vMerge/>
+            <w:shd w:val="clear" w:color="auto" w:fill="auto"/>
+          </w:tcPr>
+          <w:p/>
+        </w:tc>
+        <w:tc>
+          <w:tcPr>
+            <w:tcW w:w="0" w:type="auto"/>
+            <w:vMerge/>
+            <w:shd w:val="clear" w:color="auto" w:fill="auto"/>
+          </w:tcPr>
+          <w:p/>
+        </w:tc>
+        <w:tc>
+          <w:tcPr>
+            <w:tcW w:w="0" w:type="auto"/>
+            <w:shd w:val="clear" w:color="auto" w:fill="auto"/>
+          </w:tcPr>
+          <w:p>
+            <w:pPr>
+              <w:keepNext/>
+              <w:rPr>
+                <w:szCs w:val="22"/>
+              </w:rPr>
+            </w:pPr>
+            <w:r>
+              <w:rPr>
+                <w:rFonts w:ascii="Times New Roman" w:hAnsi="Times New Roman"/>
+                <w:sz w:val="24"/>
+                <w:szCs w:val="22"/>
+              </w:rPr>
+              <w:t>Лабораторная работа №28. Исследование изменения пиков и среднего расхода периодического профиля после удаления высоких гармоник в воспроизводимой расчетной тетради JupyterLab</w:t>
+            </w:r>
+          </w:p>
+        </w:tc>
+      </w:tr>
+      <w:tr>
+        <w:trPr>
+          <w:cantSplit/>
+        </w:trPr>
+        <w:tc>
+          <w:tcPr>
+            <w:tcW w:w="0" w:type="auto"/>
+            <w:vMerge/>
+            <w:shd w:val="clear" w:color="auto" w:fill="auto"/>
+          </w:tcPr>
+          <w:p/>
+        </w:tc>
+        <w:tc>
+          <w:tcPr>
+            <w:tcW w:w="0" w:type="auto"/>
+            <w:vMerge/>
+            <w:shd w:val="clear" w:color="auto" w:fill="auto"/>
+          </w:tcPr>
+          <w:p/>
+        </w:tc>
+        <w:tc>
+          <w:tcPr>
+            <w:tcW w:w="0" w:type="auto"/>
+            <w:vMerge/>
+            <w:shd w:val="clear" w:color="auto" w:fill="auto"/>
+          </w:tcPr>
+          <w:p/>
+        </w:tc>
+        <w:tc>
+          <w:tcPr>
+            <w:tcW w:w="0" w:type="auto"/>
+            <w:shd w:val="clear" w:color="auto" w:fill="auto"/>
+          </w:tcPr>
+          <w:p>
+            <w:pPr>
+              <w:keepNext/>
+              <w:rPr>
+                <w:szCs w:val="22"/>
+              </w:rPr>
+            </w:pPr>
+            <w:r>
+              <w:rPr>
+                <w:rFonts w:ascii="Times New Roman" w:hAnsi="Times New Roman"/>
+                <w:sz w:val="24"/>
+                <w:szCs w:val="22"/>
+              </w:rPr>
+              <w:t>Лабораторная работа №29. Сравнение режимов оборудования по энергетической характеристике заданных профилей нагрузки и проверка эксплуатационных ограничений в воспроизводимой расчетной тетради JupyterLab</w:t>
+            </w:r>
+          </w:p>
+        </w:tc>
+      </w:tr>
+      <w:tr>
+        <w:trPr>
+          <w:cantSplit/>
+        </w:trPr>
+        <w:tc>
+          <w:tcPr>
+            <w:tcW w:w="0" w:type="auto"/>
+            <w:vMerge/>
+            <w:shd w:val="clear" w:color="auto" w:fill="auto"/>
+          </w:tcPr>
+          <w:p/>
+        </w:tc>
+        <w:tc>
+          <w:tcPr>
+            <w:tcW w:w="0" w:type="auto"/>
+            <w:vMerge w:val="restart"/>
+            <w:shd w:val="clear" w:color="auto" w:fill="auto"/>
+          </w:tcPr>
+          <w:p>
+            <w:pPr>
+              <w:keepNext/>
+              <w:jc w:val="center"/>
+              <w:rPr>
+                <w:szCs w:val="22"/>
+              </w:rPr>
+            </w:pPr>
+            <w:r>
+              <w:rPr>
+                <w:rFonts w:ascii="Times New Roman" w:hAnsi="Times New Roman"/>
+                <w:sz w:val="24"/>
+                <w:szCs w:val="22"/>
+              </w:rPr>
+              <w:t>3</w:t>
+            </w:r>
+          </w:p>
+        </w:tc>
+        <w:tc>
+          <w:tcPr>
+            <w:tcW w:w="0" w:type="auto"/>
+            <w:vMerge w:val="restart"/>
+            <w:shd w:val="clear" w:color="auto" w:fill="auto"/>
+          </w:tcPr>
+          <w:p>
+            <w:pPr>
+              <w:keepNext/>
+              <w:jc w:val="center"/>
+              <w:rPr>
+                <w:szCs w:val="22"/>
+              </w:rPr>
+            </w:pPr>
+            <w:r>
+              <w:rPr>
+                <w:rFonts w:ascii="Times New Roman" w:hAnsi="Times New Roman"/>
+                <w:sz w:val="24"/>
+                <w:szCs w:val="22"/>
+              </w:rPr>
+              <w:t>Воспроизводимое параметрическое исследование и малые нейронные модели</w:t>
+            </w:r>
+          </w:p>
+        </w:tc>
+        <w:tc>
+          <w:tcPr>
+            <w:tcW w:w="0" w:type="auto"/>
+            <w:shd w:val="clear" w:color="auto" w:fill="auto"/>
+          </w:tcPr>
+          <w:p>
+            <w:pPr>
+              <w:keepNext/>
+              <w:rPr>
+                <w:szCs w:val="22"/>
+              </w:rPr>
+            </w:pPr>
+            <w:r>
+              <w:rPr>
+                <w:rFonts w:ascii="Times New Roman" w:hAnsi="Times New Roman"/>
+                <w:sz w:val="24"/>
+                <w:szCs w:val="22"/>
+              </w:rPr>
+              <w:t>Лабораторная работа №30. Определение допустимого изменения параметров балансовой модели по ограничению расчетной невязки в воспроизводимой расчетной тетради JupyterLab</w:t>
+            </w:r>
+          </w:p>
+        </w:tc>
+      </w:tr>
+      <w:tr>
+        <w:trPr>
+          <w:cantSplit/>
+        </w:trPr>
+        <w:tc>
+          <w:tcPr>
+            <w:tcW w:w="0" w:type="auto"/>
+            <w:vMerge/>
+            <w:shd w:val="clear" w:color="auto" w:fill="auto"/>
+          </w:tcPr>
+          <w:p/>
+        </w:tc>
+        <w:tc>
+          <w:tcPr>
+            <w:tcW w:w="0" w:type="auto"/>
+            <w:vMerge/>
+            <w:shd w:val="clear" w:color="auto" w:fill="auto"/>
+          </w:tcPr>
+          <w:p/>
+        </w:tc>
+        <w:tc>
+          <w:tcPr>
+            <w:tcW w:w="0" w:type="auto"/>
+            <w:vMerge/>
+            <w:shd w:val="clear" w:color="auto" w:fill="auto"/>
+          </w:tcPr>
+          <w:p/>
+        </w:tc>
+        <w:tc>
+          <w:tcPr>
+            <w:tcW w:w="0" w:type="auto"/>
+            <w:shd w:val="clear" w:color="auto" w:fill="auto"/>
+          </w:tcPr>
+          <w:p>
+            <w:pPr>
+              <w:keepNext/>
+              <w:rPr>
+                <w:szCs w:val="22"/>
+              </w:rPr>
+            </w:pPr>
+            <w:r>
+              <w:rPr>
+                <w:rFonts w:ascii="Times New Roman" w:hAnsi="Times New Roman"/>
+                <w:sz w:val="24"/>
+                <w:szCs w:val="22"/>
+              </w:rPr>
+              <w:t>Лабораторная работа №31. Проверка вычислительного графа малой сети для модели накопленного расхода: производные и конструирование варианта градиентного шага</w:t>
+            </w:r>
+          </w:p>
+        </w:tc>
+      </w:tr>
+      <w:tr>
+        <w:trPr>
+          <w:cantSplit/>
+        </w:trPr>
+        <w:tc>
+          <w:tcPr>
+            <w:tcW w:w="0" w:type="auto"/>
+            <w:vMerge/>
+            <w:shd w:val="clear" w:color="auto" w:fill="auto"/>
+          </w:tcPr>
+          <w:p/>
+        </w:tc>
+        <w:tc>
+          <w:tcPr>
+            <w:tcW w:w="0" w:type="auto"/>
+            <w:vMerge/>
+            <w:shd w:val="clear" w:color="auto" w:fill="auto"/>
+          </w:tcPr>
+          <w:p/>
+        </w:tc>
+        <w:tc>
+          <w:tcPr>
+            <w:tcW w:w="0" w:type="auto"/>
+            <w:vMerge/>
+            <w:shd w:val="clear" w:color="auto" w:fill="auto"/>
+          </w:tcPr>
+          <w:p/>
+        </w:tc>
+        <w:tc>
+          <w:tcPr>
+            <w:tcW w:w="0" w:type="auto"/>
+            <w:shd w:val="clear" w:color="auto" w:fill="auto"/>
+          </w:tcPr>
+          <w:p>
+            <w:pPr>
+              <w:keepNext/>
+              <w:rPr>
+                <w:szCs w:val="22"/>
+              </w:rPr>
+            </w:pPr>
+            <w:r>
+              <w:rPr>
+                <w:rFonts w:ascii="Times New Roman" w:hAnsi="Times New Roman"/>
+                <w:sz w:val="24"/>
+                <w:szCs w:val="22"/>
+              </w:rPr>
+              <w:t>Лабораторная работа №32. Изменение архитектуры малой сети 2→2→1 в 2→3→1 и проверка расчетной невязки и предельных режимов балансовой модели</w:t>
+            </w:r>
+          </w:p>
+        </w:tc>
+      </w:tr>
+    </w:tbl>
+    <w:p>
+      <w:pPr>
         <w:spacing w:line="240" w:lineRule="auto"/>
         <w:ind w:right="-1"/>
         <w:jc w:val="center"/>
@@ -17404,7 +19633,7 @@
                 <w:szCs w:val="28"/>
                 <w:lang w:val="ru-RU"/>
               </w:rPr>
-              <w:t>работа выполнена в полном объеме с соблюдением необходимой последовательности и требований к проведению опытов;</w:t>
+              <w:t>работа выполнена в полном объеме с соблюдением необходимой последовательности и требований к выполнению задания;</w:t>
             </w:r>
           </w:p>
           <w:p>
@@ -17431,7 +19660,7 @@
                 <w:szCs w:val="28"/>
                 <w:lang w:val="ru-RU"/>
               </w:rPr>
-              <w:t xml:space="preserve">опыты проведены в условиях и режимах, обеспечивающих получение результатов и выводов с наибольшей точностью; </w:t>
+              <w:t xml:space="preserve">методы и средства решения задачи применены корректно и обеспечивают получение проверяемых результатов и обоснованных выводов с необходимой точностью;</w:t>
             </w:r>
           </w:p>
           <w:p>
@@ -17458,7 +19687,7 @@
                 <w:szCs w:val="28"/>
                 <w:lang w:val="ru-RU"/>
               </w:rPr>
-              <w:t xml:space="preserve">научно грамотно, логично описаны наблюдения и сформированы выводы из опыта. В представленном отчете правильно и аккуратно выполнены все записи, таблицы, рисунки, графики, чертежи, вычисления и сделаны выводы; </w:t>
+              <w:t xml:space="preserve">научно грамотно, логично описаны методы решения и результаты, правильно использованы понятия и терминология, сформулированы обоснованные выводы. В представленном отчете правильно и аккуратно выполнены все записи, таблицы, рисунки, графики, чертежи, вычисления и сделаны выводы;</w:t>
             </w:r>
           </w:p>
           <w:p>
@@ -17486,7 +19715,7 @@
                 <w:szCs w:val="28"/>
                 <w:lang w:val="ru-RU"/>
               </w:rPr>
-              <w:t>эксперимент осуществляется по плану с учетом техники безопасности и правил работы с материалами и оборудованием.</w:t>
+              <w:t>работа выполнена по плану; при защите обучающийся обосновывает выбор методов и средств решения задачи и объясняет результаты, представленные в отчете.</w:t>
             </w:r>
           </w:p>
         </w:tc>
@@ -17549,7 +19778,7 @@
                 <w:szCs w:val="28"/>
                 <w:lang w:val="ru-RU"/>
               </w:rPr>
-              <w:t xml:space="preserve">работа выполнена не полностью и объем выполненной работы не позволяет сделать правильных выводов; </w:t>
+              <w:t xml:space="preserve">работа выполнена не полностью и объем выполненной работы не позволяет сделать правильных выводов;</w:t>
             </w:r>
           </w:p>
           <w:p>
@@ -17577,7 +19806,7 @@
                 <w:szCs w:val="28"/>
                 <w:lang w:val="ru-RU"/>
               </w:rPr>
-              <w:t>опыты, измерения, вычисления, наблюдения произведены неправильно;</w:t>
+              <w:t>методы решения задания применены неправильно; вычисления и/или анализ результатов содержат ошибки;</w:t>
             </w:r>
           </w:p>
           <w:p>
@@ -17606,7 +19835,7 @@
                 <w:szCs w:val="28"/>
                 <w:lang w:val="ru-RU"/>
               </w:rPr>
-              <w:t>допущены грубые ошибки в ходе эксперимента.</w:t>
+              <w:t>допущены грубые ошибки в ходе выполнения работы.</w:t>
             </w:r>
           </w:p>
         </w:tc>

--- a/МатМодиИИ/ФОС/ОС_Б1.В.01.02_Компьютерные_технологии_в_математике.docx
+++ b/МатМодиИИ/ФОС/ОС_Б1.В.01.02_Компьютерные_технологии_в_математике.docx
@@ -4042,7 +4042,7 @@
               </w:rPr>
             </w:pPr>
             <w:r>
-              <w:t xml:space="preserve">Для смеси массой 10 кг доступны два компонента стоимостью 100 и 160 руб./кг. Доля второго компонента должна быть не менее 30%, а бюджет — не более 1360 руб. Постройте модель и определите все допустимые составы и наименьшую стоимость смеси. Установите выполнимость тех же требований при бюджете 1160 руб. Представьте воспроизводимый расчет в самостоятельно подготовленной тетради Jupyter; выбор вычислительных средств обоснуйте.</w:t>
+              <w:t xml:space="preserve">Для смеси массой 10 кг доступны два компонента стоимостью 100 и 160 руб./кг. Доля второго компонента должна быть не менее 30%, а бюджет — не более 1360 руб. Постройте модель и определите все допустимые составы и наименьшую стоимость смеси. Установите выполнимость тех же требований при бюджете 1160 руб. Представьте воспроизводимый расчет в самостоятельно подготовленном скрипте Python (.py) в среде Python IDLE. Запустите сохраненный файл командой Run → Run Module (F5) и подтвердите совпадение результатов при повторном запуске с теми же исходными данными; выбор вычислительных средств обоснуйте.</w:t>
             </w:r>
           </w:p>
         </w:tc>
@@ -16362,7 +16362,7 @@
                 <w:sz w:val="24"/>
                 <w:szCs w:val="22"/>
               </w:rPr>
-              <w:t>Лабораторная работа №1. Построение модели полной стоимости выпуска с ограничением мощности и проверкой допустимых вариантов в расчетной тетради JupyterLab</w:t>
+              <w:t>Лабораторная работа №1. Построение модели полной стоимости выпуска с ограничением мощности и проверкой допустимых вариантов в расчетном скрипте Python в среде Python IDLE</w:t>
             </w:r>
           </w:p>
         </w:tc>
@@ -16413,7 +16413,7 @@
                 <w:sz w:val="24"/>
                 <w:szCs w:val="22"/>
               </w:rPr>
-              <w:t>Лабораторная работа №2. Составление баланса многокомпонентной смеси и определение допустимого диапазона долей компонентов в расчетной тетради JupyterLab</w:t>
+              <w:t>Лабораторная работа №2. Составление баланса многокомпонентной смеси и определение допустимого диапазона долей компонентов в расчетном скрипте Python в среде Python IDLE</w:t>
             </w:r>
           </w:p>
         </w:tc>
@@ -16496,7 +16496,7 @@
                 <w:sz w:val="24"/>
                 <w:szCs w:val="22"/>
               </w:rPr>
-              <w:t>Лабораторная работа №3. Расчет состава смеси при избыточных требованиях и выявление противоречивого исходного условия в расчетной тетради JupyterLab</w:t>
+              <w:t>Лабораторная работа №3. Расчет состава смеси при избыточных требованиях и выявление противоречивого исходного условия в расчетном скрипте Python в среде Python IDLE</w:t>
             </w:r>
           </w:p>
         </w:tc>
@@ -16547,7 +16547,7 @@
                 <w:sz w:val="24"/>
                 <w:szCs w:val="22"/>
               </w:rPr>
-              <w:t>Лабораторная работа №4. Распределение запасов нескольких материалов по производственным операциям с проверкой дефицита ресурса в расчетной тетради JupyterLab</w:t>
+              <w:t>Лабораторная работа №4. Распределение запасов нескольких материалов по производственным операциям с проверкой дефицита ресурса в расчетном скрипте Python в среде Python IDLE</w:t>
             </w:r>
           </w:p>
         </w:tc>
@@ -16630,7 +16630,7 @@
                 <w:sz w:val="24"/>
                 <w:szCs w:val="22"/>
               </w:rPr>
-              <w:t>Лабораторная работа №5. Определение допустимых объемов продаж при кусочно заданной выручке и ограничении мощности в расчетной тетради JupyterLab</w:t>
+              <w:t>Лабораторная работа №5. Определение допустимых объемов продаж при кусочно заданной выручке и ограничении мощности в расчетном скрипте Python в среде Python IDLE</w:t>
             </w:r>
           </w:p>
         </w:tc>
@@ -16681,7 +16681,7 @@
                 <w:sz w:val="24"/>
                 <w:szCs w:val="22"/>
               </w:rPr>
-              <w:t>Лабораторная работа №6. Сравнение тарифов хранения партии с пороговыми надбавками и определение интервалов выгодности в расчетной тетради JupyterLab</w:t>
+              <w:t>Лабораторная работа №6. Сравнение тарифов хранения партии с пороговыми надбавками и определение интервалов выгодности в расчетном скрипте Python в среде Python IDLE</w:t>
             </w:r>
           </w:p>
         </w:tc>
@@ -16732,7 +16732,7 @@
                 <w:sz w:val="24"/>
                 <w:szCs w:val="22"/>
               </w:rPr>
-              <w:t>Лабораторная работа №7. Калибровка линейного измерительного преобразователя с проверкой контрольных измерений и допустимого диапазона в расчетной тетради JupyterLab</w:t>
+              <w:t>Лабораторная работа №7. Калибровка линейного измерительного преобразователя с проверкой контрольных измерений и допустимого диапазона в расчетном скрипте Python в среде Python IDLE</w:t>
             </w:r>
           </w:p>
         </w:tc>
@@ -16783,7 +16783,7 @@
                 <w:sz w:val="24"/>
                 <w:szCs w:val="22"/>
               </w:rPr>
-              <w:t>Лабораторная работа №8. Оценка диапазона полной стоимости партии при округлении цен и расходов материалов в расчетной тетради JupyterLab</w:t>
+              <w:t>Лабораторная работа №8. Оценка диапазона полной стоимости партии при округлении цен и расходов материалов в расчетном скрипте Python в среде Python IDLE</w:t>
             </w:r>
           </w:p>
         </w:tc>
@@ -18056,7 +18056,7 @@
                 <w:sz w:val="24"/>
                 <w:szCs w:val="22"/>
               </w:rPr>
-              <w:t>Лабораторная работа №27. Выбор сохраняемых гармоник профиля нагрузки по заданным коэффициентам и допустимой ошибке рабочего режима в воспроизводимой расчетной тетради JupyterLab</w:t>
+              <w:t>Лабораторная работа №27. Выбор сохраняемых гармоник профиля нагрузки по заданным коэффициентам и допустимой ошибке рабочего режима в воспроизводимом расчетном скрипте Python в среде Python IDLE</w:t>
             </w:r>
           </w:p>
         </w:tc>
@@ -18107,7 +18107,7 @@
                 <w:sz w:val="24"/>
                 <w:szCs w:val="22"/>
               </w:rPr>
-              <w:t>Лабораторная работа №28. Исследование изменения пиков и среднего расхода периодического профиля после удаления высоких гармоник в воспроизводимой расчетной тетради JupyterLab</w:t>
+              <w:t>Лабораторная работа №28. Исследование изменения пиков и среднего расхода периодического профиля после удаления высоких гармоник в воспроизводимом расчетном скрипте Python в среде Python IDLE</w:t>
             </w:r>
           </w:p>
         </w:tc>
@@ -18158,7 +18158,7 @@
                 <w:sz w:val="24"/>
                 <w:szCs w:val="22"/>
               </w:rPr>
-              <w:t>Лабораторная работа №29. Сравнение режимов оборудования по энергетической характеристике заданных профилей нагрузки и проверка эксплуатационных ограничений в воспроизводимой расчетной тетради JupyterLab</w:t>
+              <w:t>Лабораторная работа №29. Сравнение режимов оборудования по энергетической характеристике заданных профилей нагрузки и проверка эксплуатационных ограничений в воспроизводимом расчетном скрипте Python в среде Python IDLE</w:t>
             </w:r>
           </w:p>
         </w:tc>
@@ -18241,7 +18241,7 @@
                 <w:sz w:val="24"/>
                 <w:szCs w:val="22"/>
               </w:rPr>
-              <w:t>Лабораторная работа №30. Определение допустимого изменения параметров балансовой модели по ограничению расчетной невязки в воспроизводимой расчетной тетради JupyterLab</w:t>
+              <w:t>Лабораторная работа №30. Определение допустимого изменения параметров балансовой модели по ограничению расчетной невязки в воспроизводимом расчетном скрипте Python в среде Python IDLE</w:t>
             </w:r>
           </w:p>
         </w:tc>
@@ -19956,7 +19956,7 @@
           <w:sz w:val="24"/>
           <w:szCs w:val="24"/>
         </w:rPr>
-        <w:t xml:space="preserve">Лабораторная работа №1. Построение модели полной стоимости выпуска с ограничением мощности и проверкой допустимых вариантов в расчетной тетради JupyterLab</w:t>
+        <w:t xml:space="preserve">Лабораторная работа №1. Построение модели полной стоимости выпуска с ограничением мощности и проверкой допустимых вариантов в расчетном скрипте Python в среде Python IDLE</w:t>
       </w:r>
     </w:p>
     <w:p>
@@ -20060,7 +20060,7 @@
           <w:sz w:val="24"/>
           <w:szCs w:val="24"/>
         </w:rPr>
-        <w:t xml:space="preserve">Лабораторная работа №2. Составление баланса многокомпонентной смеси и определение допустимого диапазона долей компонентов в расчетной тетради JupyterLab</w:t>
+        <w:t xml:space="preserve">Лабораторная работа №2. Составление баланса многокомпонентной смеси и определение допустимого диапазона долей компонентов в расчетном скрипте Python в среде Python IDLE</w:t>
       </w:r>
     </w:p>
     <w:p>
@@ -20164,7 +20164,7 @@
           <w:sz w:val="24"/>
           <w:szCs w:val="24"/>
         </w:rPr>
-        <w:t xml:space="preserve">Лабораторная работа №3. Расчет состава смеси при избыточных требованиях и выявление противоречивого исходного условия в расчетной тетради JupyterLab</w:t>
+        <w:t xml:space="preserve">Лабораторная работа №3. Расчет состава смеси при избыточных требованиях и выявление противоречивого исходного условия в расчетном скрипте Python в среде Python IDLE</w:t>
       </w:r>
     </w:p>
     <w:p>
@@ -20268,7 +20268,7 @@
           <w:sz w:val="24"/>
           <w:szCs w:val="24"/>
         </w:rPr>
-        <w:t xml:space="preserve">Лабораторная работа №4. Распределение запасов нескольких материалов по производственным операциям с проверкой дефицита ресурса в расчетной тетради JupyterLab</w:t>
+        <w:t xml:space="preserve">Лабораторная работа №4. Распределение запасов нескольких материалов по производственным операциям с проверкой дефицита ресурса в расчетном скрипте Python в среде Python IDLE</w:t>
       </w:r>
     </w:p>
     <w:p>
@@ -20372,7 +20372,7 @@
           <w:sz w:val="24"/>
           <w:szCs w:val="24"/>
         </w:rPr>
-        <w:t xml:space="preserve">Лабораторная работа №5. Определение допустимых объемов продаж при кусочно заданной выручке и ограничении мощности в расчетной тетради JupyterLab</w:t>
+        <w:t xml:space="preserve">Лабораторная работа №5. Определение допустимых объемов продаж при кусочно заданной выручке и ограничении мощности в расчетном скрипте Python в среде Python IDLE</w:t>
       </w:r>
     </w:p>
     <w:p>
@@ -20476,7 +20476,7 @@
           <w:sz w:val="24"/>
           <w:szCs w:val="24"/>
         </w:rPr>
-        <w:t xml:space="preserve">Лабораторная работа №6. Сравнение тарифов хранения партии с пороговыми надбавками и определение интервалов выгодности в расчетной тетради JupyterLab</w:t>
+        <w:t xml:space="preserve">Лабораторная работа №6. Сравнение тарифов хранения партии с пороговыми надбавками и определение интервалов выгодности в расчетном скрипте Python в среде Python IDLE</w:t>
       </w:r>
     </w:p>
     <w:p>
@@ -20580,7 +20580,7 @@
           <w:sz w:val="24"/>
           <w:szCs w:val="24"/>
         </w:rPr>
-        <w:t xml:space="preserve">Лабораторная работа №7. Калибровка линейного измерительного преобразователя с проверкой контрольных измерений и допустимого диапазона в расчетной тетради JupyterLab</w:t>
+        <w:t xml:space="preserve">Лабораторная работа №7. Калибровка линейного измерительного преобразователя с проверкой контрольных измерений и допустимого диапазона в расчетном скрипте Python в среде Python IDLE</w:t>
       </w:r>
     </w:p>
     <w:p>
@@ -20684,7 +20684,7 @@
           <w:sz w:val="24"/>
           <w:szCs w:val="24"/>
         </w:rPr>
-        <w:t xml:space="preserve">Лабораторная работа №8. Оценка диапазона полной стоимости партии при округлении цен и расходов материалов в расчетной тетради JupyterLab</w:t>
+        <w:t xml:space="preserve">Лабораторная работа №8. Оценка диапазона полной стоимости партии при округлении цен и расходов материалов в расчетном скрипте Python в среде Python IDLE</w:t>
       </w:r>
     </w:p>
     <w:p>
@@ -22747,7 +22747,7 @@
           <w:sz w:val="24"/>
           <w:szCs w:val="24"/>
         </w:rPr>
-        <w:t xml:space="preserve">Лабораторная работа №27. Выбор сохраняемых гармоник профиля нагрузки по заданным коэффициентам и допустимой ошибке рабочего режима в воспроизводимой расчетной тетради JupyterLab</w:t>
+        <w:t xml:space="preserve">Лабораторная работа №27. Выбор сохраняемых гармоник профиля нагрузки по заданным коэффициентам и допустимой ошибке рабочего режима в воспроизводимом расчетном скрипте Python в среде Python IDLE</w:t>
       </w:r>
     </w:p>
     <w:p>
@@ -22851,7 +22851,7 @@
           <w:sz w:val="24"/>
           <w:szCs w:val="24"/>
         </w:rPr>
-        <w:t xml:space="preserve">Лабораторная работа №28. Исследование изменения пиков и среднего расхода периодического профиля после удаления высоких гармоник в воспроизводимой расчетной тетради JupyterLab</w:t>
+        <w:t xml:space="preserve">Лабораторная работа №28. Исследование изменения пиков и среднего расхода периодического профиля после удаления высоких гармоник в воспроизводимом расчетном скрипте Python в среде Python IDLE</w:t>
       </w:r>
     </w:p>
     <w:p>
@@ -22955,7 +22955,7 @@
           <w:sz w:val="24"/>
           <w:szCs w:val="24"/>
         </w:rPr>
-        <w:t xml:space="preserve">Лабораторная работа №29. Сравнение режимов оборудования по энергетической характеристике заданных профилей нагрузки и проверка эксплуатационных ограничений в воспроизводимой расчетной тетради JupyterLab</w:t>
+        <w:t xml:space="preserve">Лабораторная работа №29. Сравнение режимов оборудования по энергетической характеристике заданных профилей нагрузки и проверка эксплуатационных ограничений в воспроизводимом расчетном скрипте Python в среде Python IDLE</w:t>
       </w:r>
     </w:p>
     <w:p>
@@ -23059,7 +23059,7 @@
           <w:sz w:val="24"/>
           <w:szCs w:val="24"/>
         </w:rPr>
-        <w:t xml:space="preserve">Лабораторная работа №30. Определение допустимого изменения параметров балансовой модели по ограничению расчетной невязки в воспроизводимой расчетной тетради JupyterLab</w:t>
+        <w:t xml:space="preserve">Лабораторная работа №30. Определение допустимого изменения параметров балансовой модели по ограничению расчетной невязки в воспроизводимом расчетном скрипте Python в среде Python IDLE</w:t>
       </w:r>
     </w:p>
     <w:p>
